--- a/expediente_generado/04-Oficio_PDH_Generado.docx
+++ b/expediente_generado/04-Oficio_PDH_Generado.docx
@@ -225,7 +225,7 @@
           <w:szCs w:val="24"/>
           <w:lang w:val="es-SV"/>
         </w:rPr>
-        <w:t xml:space="preserve">-002-2026                                                                                             </w:t>
+        <w:t xml:space="preserve">-001-2026                                                                                             </w:t>
       </w:r>
       <w:r>
         <w:rPr>
@@ -309,7 +309,7 @@
           <w:szCs w:val="24"/>
           <w:lang w:val="es-SV"/>
         </w:rPr>
-        <w:t xml:space="preserve">JUAN ANTONIO RIVERA de 44 años de edad, de nacionalidad Salvadoreña, residente en Comunidad los Almendros, Cantón Punta Remedios, municipio de Acajutla</w:t>
+        <w:t xml:space="preserve">JUAN ANTONIO RIVERA de 44 años de edad, de nacionalidad Salvadoreña, residente en Comunidad los Almendros, Cantón Punta Remedios, municipio de Acajutla, con documento de identidad número 06148510-8</w:t>
       </w:r>
       <w:r>
         <w:rPr>
@@ -338,7 +338,7 @@
           <w:szCs w:val="24"/>
           <w:lang w:val="es-SV"/>
         </w:rPr>
-        <w:t xml:space="preserve">20:00 horas del </w:t>
+        <w:t xml:space="preserve">20:13 horas del </w:t>
       </w:r>
       <w:proofErr w:type="gramStart"/>
       <w:r>
@@ -387,7 +387,7 @@
           <w:szCs w:val="24"/>
           <w:lang w:val="es-SV"/>
         </w:rPr>
-        <w:t xml:space="preserve">YOLANDA SANTAMARIA MARROQUÍN de 52 años de edad, residente en Comunidad los Almendros, Cantón Punta Remedios, municipio de Acajutla. Hecho cometido </w:t>
+        <w:t xml:space="preserve">YOLANDA SANTAMARIA MARROQUÍN de 52 años de edad, residente en Comunidad los Almendros, Cantón Punta Remedios, municipio de Acajutla, con documento único de identidad número 02956955-0. Hecho cometido </w:t>
       </w:r>
       <w:proofErr w:type="gramStart"/>
       <w:r>

--- a/expediente_generado/04-Oficio_PDH_Generado.docx
+++ b/expediente_generado/04-Oficio_PDH_Generado.docx
@@ -299,7 +299,7 @@
           <w:szCs w:val="24"/>
           <w:lang w:val="es-SV"/>
         </w:rPr>
-        <w:t xml:space="preserve">al imputado: </w:t>
+        <w:t xml:space="preserve">a los imputados: </w:t>
       </w:r>
       <w:proofErr w:type="gramStart"/>
       <w:r>
@@ -309,7 +309,9 @@
           <w:szCs w:val="24"/>
           <w:lang w:val="es-SV"/>
         </w:rPr>
-        <w:t xml:space="preserve">JUAN ANTONIO RIVERA de 44 años de edad, de nacionalidad Salvadoreña, residente en Comunidad los Almendros, Cantón Punta Remedios, municipio de Acajutla</w:t>
+        <w:t xml:space="preserve">1) JUAN ANTONIO RIVERA de 44 años de edad, con documento de identidad número 06851489-8, de nacionalidad Salvadoreña, residente en Comunidad los Almendros</w:t>
+        <w:br/>
+        <w:t xml:space="preserve">2) Claudia Marlene Maravilla de 56 años de edad, con documento de identidad número 06148510-8, de nacionalidad Salvadoreño, residente en Comunidad los Almendros</w:t>
       </w:r>
       <w:r>
         <w:rPr>
@@ -328,7 +330,7 @@
           <w:szCs w:val="24"/>
           <w:lang w:val="es-SV"/>
         </w:rPr>
-        <w:t xml:space="preserve">Quien fue aprehendido por elementos de esta Unidad Policial a las </w:t>
+        <w:t xml:space="preserve">Quienes fueron aprehendidos por elementos de esta Unidad Policial a las </w:t>
       </w:r>
       <w:proofErr w:type="gramStart"/>
       <w:r>
@@ -338,7 +340,7 @@
           <w:szCs w:val="24"/>
           <w:lang w:val="es-SV"/>
         </w:rPr>
-        <w:t xml:space="preserve">12:18 horas del </w:t>
+        <w:t xml:space="preserve">15:15 horas del </w:t>
       </w:r>
       <w:proofErr w:type="gramStart"/>
       <w:r>
@@ -358,7 +360,7 @@
           <w:szCs w:val="24"/>
           <w:lang w:val="es-SV"/>
         </w:rPr>
-        <w:t xml:space="preserve">por el delito de LESIONES en perjuicio de </w:t>
+        <w:t xml:space="preserve">por los delitos de LESIONES y DAÑOS en perjuicio de </w:t>
       </w:r>
       <w:proofErr w:type="gramStart"/>
       <w:r>
@@ -368,7 +370,7 @@
           <w:szCs w:val="24"/>
           <w:lang w:val="es-SV"/>
         </w:rPr>
-        <w:t xml:space="preserve">la señora </w:t>
+        <w:t xml:space="preserve">el señor </w:t>
       </w:r>
       <w:r>
         <w:rPr>
@@ -387,7 +389,7 @@
           <w:szCs w:val="24"/>
           <w:lang w:val="es-SV"/>
         </w:rPr>
-        <w:t xml:space="preserve">YOLANDA SANTAMARIA MARROQUÍN de 52 años de edad, residente en Comunidad los Almendros, Cantón Punta Remedios, municipio de Acajutla. Hecho cometido </w:t>
+        <w:t xml:space="preserve">La Salud Publica de  años de edad, residente en . Hecho cometido </w:t>
       </w:r>
       <w:proofErr w:type="gramStart"/>
       <w:r>
@@ -416,7 +418,7 @@
           <w:szCs w:val="24"/>
           <w:lang w:val="es-SV"/>
         </w:rPr>
-        <w:t xml:space="preserve">Dicho imputado será puesto a la orden de la </w:t>
+        <w:t xml:space="preserve">Dichos imputados serán puestos a la orden de la </w:t>
       </w:r>
       <w:proofErr w:type="gramStart"/>
       <w:r>
